--- a/masterarbeit_maerz.docx
+++ b/masterarbeit_maerz.docx
@@ -7176,6 +7176,62 @@
           <w:lang w:val="en-US"/>
         </w:rPr>
       </w:pPr>
+      <w:r>
+        <w:rPr>
+          <w:lang w:val="en-US"/>
+        </w:rPr>
+        <w:t xml:space="preserve">The number of chains was kept at 10, the default setting in the </w:t>
+      </w:r>
+      <w:proofErr w:type="spellStart"/>
+      <w:r>
+        <w:rPr>
+          <w:lang w:val="en-US"/>
+        </w:rPr>
+        <w:t>bartCause</w:t>
+      </w:r>
+      <w:proofErr w:type="spellEnd"/>
+      <w:r>
+        <w:rPr>
+          <w:lang w:val="en-US"/>
+        </w:rPr>
+        <w:t xml:space="preserve">-Package and chosen based on a recommendation from </w:t>
+      </w:r>
+      <w:commentRangeStart w:id="3"/>
+      <w:r>
+        <w:rPr>
+          <w:lang w:val="en-US"/>
+        </w:rPr>
+        <w:t xml:space="preserve">Dorie et al. (2022) and </w:t>
+      </w:r>
+      <w:proofErr w:type="spellStart"/>
+      <w:r>
+        <w:rPr>
+          <w:lang w:val="en-US"/>
+        </w:rPr>
+        <w:t>Carniege</w:t>
+      </w:r>
+      <w:proofErr w:type="spellEnd"/>
+      <w:r>
+        <w:rPr>
+          <w:lang w:val="en-US"/>
+        </w:rPr>
+        <w:t xml:space="preserve"> (2019). </w:t>
+      </w:r>
+      <w:commentRangeEnd w:id="3"/>
+      <w:r>
+        <w:rPr>
+          <w:rStyle w:val="Kommentarzeichen"/>
+        </w:rPr>
+        <w:commentReference w:id="3"/>
+      </w:r>
+    </w:p>
+    <w:p>
+      <w:pPr>
+        <w:pStyle w:val="Listenabsatz"/>
+        <w:rPr>
+          <w:lang w:val="en-US"/>
+        </w:rPr>
+      </w:pPr>
     </w:p>
     <w:p>
       <w:pPr>
@@ -7783,7 +7839,6 @@
         <w:rPr>
           <w:lang w:val="en-US"/>
         </w:rPr>
-        <w:lastRenderedPageBreak/>
         <w:t>https://arxiv.org/html/2509.24634</w:t>
       </w:r>
     </w:p>
@@ -8417,13 +8472,6 @@
       </w:r>
     </w:p>
     <w:p>
-      <w:pPr>
-        <w:rPr>
-          <w:sz w:val="24"/>
-          <w:szCs w:val="24"/>
-          <w:lang w:val="en-US"/>
-        </w:rPr>
-      </w:pPr>
       <w:proofErr w:type="spellStart"/>
       <w:r>
         <w:t>Chipman</w:t>
@@ -8455,6 +8503,258 @@
       <w:proofErr w:type="spellEnd"/>
       <w:r>
         <w:t>.</w:t>
+      </w:r>
+    </w:p>
+    <w:p>
+      <w:proofErr w:type="spellStart"/>
+      <w:r>
+        <w:lastRenderedPageBreak/>
+        <w:t>Dorie</w:t>
+      </w:r>
+      <w:proofErr w:type="spellEnd"/>
+      <w:r>
+        <w:t xml:space="preserve">, V., </w:t>
+      </w:r>
+      <w:proofErr w:type="spellStart"/>
+      <w:r>
+        <w:t>Perrett</w:t>
+      </w:r>
+      <w:proofErr w:type="spellEnd"/>
+      <w:r>
+        <w:t xml:space="preserve">, G., Hill, J. L., &amp; Goodrich, B. (2022). Stan and BART </w:t>
+      </w:r>
+      <w:proofErr w:type="spellStart"/>
+      <w:r>
+        <w:t>for</w:t>
+      </w:r>
+      <w:proofErr w:type="spellEnd"/>
+      <w:r>
+        <w:t xml:space="preserve"> </w:t>
+      </w:r>
+      <w:proofErr w:type="spellStart"/>
+      <w:r>
+        <w:t>Causal</w:t>
+      </w:r>
+      <w:proofErr w:type="spellEnd"/>
+      <w:r>
+        <w:t xml:space="preserve"> </w:t>
+      </w:r>
+      <w:proofErr w:type="spellStart"/>
+      <w:r>
+        <w:t>Inference</w:t>
+      </w:r>
+      <w:proofErr w:type="spellEnd"/>
+      <w:r>
+        <w:t xml:space="preserve">: </w:t>
+      </w:r>
+      <w:proofErr w:type="spellStart"/>
+      <w:r>
+        <w:t>Estimating</w:t>
+      </w:r>
+      <w:proofErr w:type="spellEnd"/>
+      <w:r>
+        <w:t xml:space="preserve"> </w:t>
+      </w:r>
+      <w:proofErr w:type="spellStart"/>
+      <w:r>
+        <w:t>Heterogeneous</w:t>
+      </w:r>
+      <w:proofErr w:type="spellEnd"/>
+      <w:r>
+        <w:t xml:space="preserve"> Treatment </w:t>
+      </w:r>
+      <w:proofErr w:type="spellStart"/>
+      <w:r>
+        <w:t>Effects</w:t>
+      </w:r>
+      <w:proofErr w:type="spellEnd"/>
+      <w:r>
+        <w:t xml:space="preserve"> </w:t>
+      </w:r>
+      <w:proofErr w:type="spellStart"/>
+      <w:r>
+        <w:t>Using</w:t>
+      </w:r>
+      <w:proofErr w:type="spellEnd"/>
+      <w:r>
+        <w:t xml:space="preserve"> </w:t>
+      </w:r>
+      <w:proofErr w:type="spellStart"/>
+      <w:r>
+        <w:t>the</w:t>
+      </w:r>
+      <w:proofErr w:type="spellEnd"/>
+      <w:r>
+        <w:t xml:space="preserve"> Power </w:t>
+      </w:r>
+      <w:proofErr w:type="spellStart"/>
+      <w:r>
+        <w:t>of</w:t>
+      </w:r>
+      <w:proofErr w:type="spellEnd"/>
+      <w:r>
+        <w:t xml:space="preserve"> Stan and </w:t>
+      </w:r>
+      <w:proofErr w:type="spellStart"/>
+      <w:r>
+        <w:t>the</w:t>
+      </w:r>
+      <w:proofErr w:type="spellEnd"/>
+      <w:r>
+        <w:t xml:space="preserve"> </w:t>
+      </w:r>
+      <w:proofErr w:type="spellStart"/>
+      <w:r>
+        <w:t>Flexibility</w:t>
+      </w:r>
+      <w:proofErr w:type="spellEnd"/>
+      <w:r>
+        <w:t xml:space="preserve"> </w:t>
+      </w:r>
+      <w:proofErr w:type="spellStart"/>
+      <w:r>
+        <w:t>of</w:t>
+      </w:r>
+      <w:proofErr w:type="spellEnd"/>
+      <w:r>
+        <w:t xml:space="preserve"> </w:t>
+      </w:r>
+      <w:proofErr w:type="spellStart"/>
+      <w:r>
+        <w:t>Machine</w:t>
+      </w:r>
+      <w:proofErr w:type="spellEnd"/>
+      <w:r>
+        <w:t xml:space="preserve"> Learning. </w:t>
+      </w:r>
+      <w:proofErr w:type="spellStart"/>
+      <w:r>
+        <w:rPr>
+          <w:i/>
+          <w:iCs/>
+        </w:rPr>
+        <w:t>Entropy</w:t>
+      </w:r>
+      <w:proofErr w:type="spellEnd"/>
+      <w:r>
+        <w:rPr>
+          <w:i/>
+          <w:iCs/>
+        </w:rPr>
+        <w:t xml:space="preserve"> (Basel, </w:t>
+      </w:r>
+      <w:proofErr w:type="spellStart"/>
+      <w:r>
+        <w:rPr>
+          <w:i/>
+          <w:iCs/>
+        </w:rPr>
+        <w:t>Switzerland</w:t>
+      </w:r>
+      <w:proofErr w:type="spellEnd"/>
+      <w:r>
+        <w:rPr>
+          <w:i/>
+          <w:iCs/>
+        </w:rPr>
+        <w:t>)</w:t>
+      </w:r>
+      <w:r>
+        <w:t xml:space="preserve">, </w:t>
+      </w:r>
+      <w:r>
+        <w:rPr>
+          <w:i/>
+          <w:iCs/>
+        </w:rPr>
+        <w:t>24</w:t>
+      </w:r>
+      <w:r>
+        <w:t xml:space="preserve">(12), 1782. </w:t>
+      </w:r>
+      <w:hyperlink r:id="rId12" w:history="1">
+        <w:r>
+          <w:rPr>
+            <w:rStyle w:val="Hyperlink"/>
+          </w:rPr>
+          <w:t>https://doi.org/10.3390/e24121782</w:t>
+        </w:r>
+      </w:hyperlink>
+    </w:p>
+    <w:p>
+      <w:pPr>
+        <w:rPr>
+          <w:sz w:val="24"/>
+          <w:szCs w:val="24"/>
+          <w:lang w:val="en-US"/>
+        </w:rPr>
+      </w:pPr>
+      <w:r>
+        <w:t xml:space="preserve">Nicole Bohme Carnegie "Comment: </w:t>
+      </w:r>
+      <w:proofErr w:type="spellStart"/>
+      <w:r>
+        <w:t>Contributions</w:t>
+      </w:r>
+      <w:proofErr w:type="spellEnd"/>
+      <w:r>
+        <w:t xml:space="preserve"> </w:t>
+      </w:r>
+      <w:proofErr w:type="spellStart"/>
+      <w:r>
+        <w:t>of</w:t>
+      </w:r>
+      <w:proofErr w:type="spellEnd"/>
+      <w:r>
+        <w:t xml:space="preserve"> Model Features </w:t>
+      </w:r>
+      <w:proofErr w:type="spellStart"/>
+      <w:r>
+        <w:t>to</w:t>
+      </w:r>
+      <w:proofErr w:type="spellEnd"/>
+      <w:r>
+        <w:t xml:space="preserve"> BART </w:t>
+      </w:r>
+      <w:proofErr w:type="spellStart"/>
+      <w:r>
+        <w:t>Causal</w:t>
+      </w:r>
+      <w:proofErr w:type="spellEnd"/>
+      <w:r>
+        <w:t xml:space="preserve"> </w:t>
+      </w:r>
+      <w:proofErr w:type="spellStart"/>
+      <w:r>
+        <w:t>Inference</w:t>
+      </w:r>
+      <w:proofErr w:type="spellEnd"/>
+      <w:r>
+        <w:t xml:space="preserve"> Performance </w:t>
+      </w:r>
+      <w:proofErr w:type="spellStart"/>
+      <w:r>
+        <w:t>Using</w:t>
+      </w:r>
+      <w:proofErr w:type="spellEnd"/>
+      <w:r>
+        <w:t xml:space="preserve"> ACIC 2016 Competition Data," Statistical Science, Statist. </w:t>
+      </w:r>
+      <w:proofErr w:type="spellStart"/>
+      <w:r>
+        <w:t>Sci</w:t>
+      </w:r>
+      <w:proofErr w:type="spellEnd"/>
+      <w:r>
+        <w:t>. 34(1), 90-93, (</w:t>
+      </w:r>
+      <w:proofErr w:type="spellStart"/>
+      <w:r>
+        <w:t>February</w:t>
+      </w:r>
+      <w:proofErr w:type="spellEnd"/>
+      <w:r>
+        <w:t xml:space="preserve"> 2019)</w:t>
       </w:r>
     </w:p>
     <w:p>
@@ -8573,6 +8873,51 @@
       </w:pPr>
     </w:p>
   </w:comment>
+  <w:comment w:id="3" w:author="Luise Ruth Sessler" w:date="2026-04-01T14:23:00Z" w:initials="LRS">
+    <w:p>
+      <w:pPr>
+        <w:pStyle w:val="Kommentartext"/>
+      </w:pPr>
+      <w:r>
+        <w:rPr>
+          <w:rStyle w:val="Kommentarzeichen"/>
+        </w:rPr>
+        <w:annotationRef/>
+      </w:r>
+      <w:proofErr w:type="spellStart"/>
+      <w:r>
+        <w:t>Dorie</w:t>
+      </w:r>
+      <w:proofErr w:type="spellEnd"/>
+      <w:r>
+        <w:t xml:space="preserve"> et al. Basieren das auf </w:t>
+      </w:r>
+      <w:proofErr w:type="spellStart"/>
+      <w:r>
+        <w:t>Carniege</w:t>
+      </w:r>
+      <w:proofErr w:type="spellEnd"/>
+      <w:r>
+        <w:t xml:space="preserve">, die hat </w:t>
+      </w:r>
+      <w:proofErr w:type="spellStart"/>
+      <w:r>
+        <w:t>hat</w:t>
+      </w:r>
+      <w:proofErr w:type="spellEnd"/>
+      <w:r>
+        <w:t xml:space="preserve"> das untersucht. 10 </w:t>
+      </w:r>
+      <w:proofErr w:type="spellStart"/>
+      <w:r>
+        <w:t>chains</w:t>
+      </w:r>
+      <w:proofErr w:type="spellEnd"/>
+      <w:r>
+        <w:t xml:space="preserve"> waren am besten für BART ohne TMLE</w:t>
+      </w:r>
+    </w:p>
+  </w:comment>
 </w:comments>
 </file>
 
@@ -8581,6 +8926,7 @@
   <w15:commentEx w15:paraId="790A7C9F" w15:done="0"/>
   <w15:commentEx w15:paraId="4F248950" w15:done="0"/>
   <w15:commentEx w15:paraId="4DDE5662" w15:done="0"/>
+  <w15:commentEx w15:paraId="09F5D4DF" w15:done="0"/>
 </w15:commentsEx>
 </file>
 
@@ -8589,6 +8935,7 @@
   <w16cex:commentExtensible w16cex:durableId="2D765C72" w16cex:dateUtc="2026-03-31T12:45:00Z"/>
   <w16cex:commentExtensible w16cex:durableId="2D7659CC" w16cex:dateUtc="2026-03-31T12:33:00Z"/>
   <w16cex:commentExtensible w16cex:durableId="2D7659EA" w16cex:dateUtc="2026-03-31T12:34:00Z"/>
+  <w16cex:commentExtensible w16cex:durableId="2D77A8CE" w16cex:dateUtc="2026-04-01T12:23:00Z"/>
 </w16cex:commentsExtensible>
 </file>
 
@@ -8597,6 +8944,7 @@
   <w16cid:commentId w16cid:paraId="790A7C9F" w16cid:durableId="2D765C72"/>
   <w16cid:commentId w16cid:paraId="4F248950" w16cid:durableId="2D7659CC"/>
   <w16cid:commentId w16cid:paraId="4DDE5662" w16cid:durableId="2D7659EA"/>
+  <w16cid:commentId w16cid:paraId="09F5D4DF" w16cid:durableId="2D77A8CE"/>
 </w16cid:commentsIds>
 </file>
 
